--- a/data/human_paras/human_para_51.docx
+++ b/data/human_paras/human_para_51.docx
@@ -4,7 +4,7 @@
   <w:body>
     <w:p>
       <w:r>
-        <w:t>A central claim and supporting claims in a thesis statement are necessary. Since the thesis statement is a sentence of a claim together with the supporting pieces of evidence, the reader can ensure the credibility of the thesis statement while reading the thesis statement. However, the supporting elements of evidence must be legitimate, and it must be brought from facts studied by prominent persons or has been discussed by well-known authors.</w:t>
+        <w:t>Another essential requirement to have a good thesis statement is clear. A thesis statement must be clear and concise in stating an argument and the pieces of evidence in support of that argument. Clarity means that the statements made in a thesis statement are unequivocal, and it does not dwell on topics outside the scope of the thesis statement or the whole study itself.</w:t>
       </w:r>
     </w:p>
     <w:sectPr>
